--- a/dwi_pipeline/docs/papers/journal_tier.docx
+++ b/dwi_pipeline/docs/papers/journal_tier.docx
@@ -1327,6 +1327,27 @@
       </w:r>
     </w:p>
     <w:p>
+      <w:r>
+        <w:rPr>
+          <w:b/>
+        </w:rPr>
+        <w:t>For the full contribution breakdown</w:t>
+      </w:r>
+      <w:r>
+        <w:t xml:space="preserve"> (what of Griffis 2019 we adopt, where we differentiate, and the specific methods advance that unlocks NeuroImage), see </w:t>
+      </w:r>
+      <w:r>
+        <w:rPr>
+          <w:color w:val="1F4E79"/>
+          <w:u w:val="single"/>
+        </w:rPr>
+        <w:t>`paper2_disconnectome_outcomes.md § Our contribution relative to Griffis 2019 — expanded`</w:t>
+      </w:r>
+      <w:r>
+        <w:t>.</w:t>
+      </w:r>
+    </w:p>
+    <w:p>
       <w:pPr>
         <w:pStyle w:val="Heading3"/>
       </w:pPr>

--- a/dwi_pipeline/docs/papers/journal_tier.docx
+++ b/dwi_pipeline/docs/papers/journal_tier.docx
@@ -4757,6 +4757,913 @@
         <w:pStyle w:val="Heading2"/>
       </w:pPr>
       <w:r>
+        <w:t>Same data, three different papers</w:t>
+      </w:r>
+    </w:p>
+    <w:p>
+      <w:r>
+        <w:t xml:space="preserve">Given the realistic-case data scenario of </w:t>
+      </w:r>
+      <w:r>
+        <w:rPr>
+          <w:b/>
+        </w:rPr>
+        <w:t>GOSE + neuropsych battery + N ≥ 50</w:t>
+      </w:r>
+      <w:r>
+        <w:t xml:space="preserve"> (the second-highest ceiling in the data-tier table), the same underlying data supports three fundamentally different manuscripts — one per candidate venue. The papers differ in their </w:t>
+      </w:r>
+      <w:r>
+        <w:rPr>
+          <w:i/>
+        </w:rPr>
+        <w:t>core claim</w:t>
+      </w:r>
+      <w:r>
+        <w:t>, not their evidence base.</w:t>
+      </w:r>
+    </w:p>
+    <w:p>
+      <w:pPr>
+        <w:pStyle w:val="Heading3"/>
+      </w:pPr>
+      <w:r>
+        <w:t>Comparison at the same data level</w:t>
+      </w:r>
+    </w:p>
+    <w:tbl>
+      <w:tblPr>
+        <w:tblStyle w:val="LightGrid-Accent1"/>
+        <w:tblW w:type="auto" w:w="0"/>
+        <w:tblLook w:firstColumn="1" w:firstRow="1" w:lastColumn="0" w:lastRow="0" w:noHBand="0" w:noVBand="1" w:val="04A0"/>
+      </w:tblPr>
+      <w:tblGrid>
+        <w:gridCol w:w="2412"/>
+        <w:gridCol w:w="2412"/>
+        <w:gridCol w:w="2412"/>
+        <w:gridCol w:w="2412"/>
+      </w:tblGrid>
+      <w:tr>
+        <w:tc>
+          <w:tcPr>
+            <w:tcW w:type="dxa" w:w="2412"/>
+          </w:tcPr>
+          <w:p>
+            <w:r>
+              <w:rPr>
+                <w:b/>
+              </w:rPr>
+            </w:r>
+            <w:r>
+              <w:rPr>
+                <w:b/>
+              </w:rPr>
+              <w:t>Aspect</w:t>
+            </w:r>
+          </w:p>
+        </w:tc>
+        <w:tc>
+          <w:tcPr>
+            <w:tcW w:type="dxa" w:w="2412"/>
+          </w:tcPr>
+          <w:p>
+            <w:r>
+              <w:rPr>
+                <w:b/>
+              </w:rPr>
+            </w:r>
+            <w:r>
+              <w:rPr>
+                <w:b/>
+              </w:rPr>
+              <w:t>NeuroImage version</w:t>
+            </w:r>
+          </w:p>
+        </w:tc>
+        <w:tc>
+          <w:tcPr>
+            <w:tcW w:type="dxa" w:w="2412"/>
+          </w:tcPr>
+          <w:p>
+            <w:r>
+              <w:rPr>
+                <w:b/>
+              </w:rPr>
+            </w:r>
+            <w:r>
+              <w:rPr>
+                <w:b/>
+              </w:rPr>
+              <w:t>Brain version</w:t>
+            </w:r>
+          </w:p>
+        </w:tc>
+        <w:tc>
+          <w:tcPr>
+            <w:tcW w:type="dxa" w:w="2412"/>
+          </w:tcPr>
+          <w:p>
+            <w:r>
+              <w:rPr>
+                <w:b/>
+              </w:rPr>
+            </w:r>
+            <w:r>
+              <w:rPr>
+                <w:b/>
+              </w:rPr>
+              <w:t>HBM version</w:t>
+            </w:r>
+          </w:p>
+        </w:tc>
+      </w:tr>
+      <w:tr>
+        <w:tc>
+          <w:tcPr>
+            <w:tcW w:type="dxa" w:w="2412"/>
+          </w:tcPr>
+          <w:p>
+            <w:r/>
+            <w:r>
+              <w:t>Core claim</w:t>
+            </w:r>
+          </w:p>
+        </w:tc>
+        <w:tc>
+          <w:tcPr>
+            <w:tcW w:type="dxa" w:w="2412"/>
+          </w:tcPr>
+          <w:p>
+            <w:r/>
+            <w:r>
+              <w:t>Patient-specific SDC captures signal that normative-atlas SDC misses in TBI (methods advance)</w:t>
+            </w:r>
+          </w:p>
+        </w:tc>
+        <w:tc>
+          <w:tcPr>
+            <w:tcW w:type="dxa" w:w="2412"/>
+          </w:tcPr>
+          <w:p>
+            <w:r/>
+            <w:r>
+              <w:t>SDC mechanistically explains domain-specific cognitive deficits in TBI (biology extension of Griffis 2019)</w:t>
+            </w:r>
+          </w:p>
+        </w:tc>
+        <w:tc>
+          <w:tcPr>
+            <w:tcW w:type="dxa" w:w="2412"/>
+          </w:tcPr>
+          <w:p>
+            <w:r/>
+            <w:r>
+              <w:t>Same as Brain, framed more descriptively</w:t>
+            </w:r>
+          </w:p>
+        </w:tc>
+      </w:tr>
+      <w:tr>
+        <w:tc>
+          <w:tcPr>
+            <w:tcW w:type="dxa" w:w="2412"/>
+          </w:tcPr>
+          <w:p>
+            <w:r/>
+            <w:r>
+              <w:t>Primary contribution</w:t>
+            </w:r>
+          </w:p>
+        </w:tc>
+        <w:tc>
+          <w:tcPr>
+            <w:tcW w:type="dxa" w:w="2412"/>
+          </w:tcPr>
+          <w:p>
+            <w:r/>
+            <w:r>
+              <w:t>Methods (SDC computation improvement)</w:t>
+            </w:r>
+          </w:p>
+        </w:tc>
+        <w:tc>
+          <w:tcPr>
+            <w:tcW w:type="dxa" w:w="2412"/>
+          </w:tcPr>
+          <w:p>
+            <w:r/>
+            <w:r>
+              <w:t>Biology (mechanism generalization)</w:t>
+            </w:r>
+          </w:p>
+        </w:tc>
+        <w:tc>
+          <w:tcPr>
+            <w:tcW w:type="dxa" w:w="2412"/>
+          </w:tcPr>
+          <w:p>
+            <w:r/>
+            <w:r>
+              <w:t>Either — coherent whole</w:t>
+            </w:r>
+          </w:p>
+        </w:tc>
+      </w:tr>
+      <w:tr>
+        <w:tc>
+          <w:tcPr>
+            <w:tcW w:type="dxa" w:w="2412"/>
+          </w:tcPr>
+          <w:p>
+            <w:r/>
+            <w:r>
+              <w:t>Main use of neuropsych</w:t>
+            </w:r>
+          </w:p>
+        </w:tc>
+        <w:tc>
+          <w:tcPr>
+            <w:tcW w:type="dxa" w:w="2412"/>
+          </w:tcPr>
+          <w:p>
+            <w:r/>
+            <w:r>
+              <w:t>Validation of methods divergence via downstream ΔAUC per domain</w:t>
+            </w:r>
+          </w:p>
+        </w:tc>
+        <w:tc>
+          <w:tcPr>
+            <w:tcW w:type="dxa" w:w="2412"/>
+          </w:tcPr>
+          <w:p>
+            <w:r/>
+            <w:r>
+              <w:t>The central story: SDC → domain-specific deficit mapping</w:t>
+            </w:r>
+          </w:p>
+        </w:tc>
+        <w:tc>
+          <w:tcPr>
+            <w:tcW w:type="dxa" w:w="2412"/>
+          </w:tcPr>
+          <w:p>
+            <w:r/>
+            <w:r>
+              <w:t>The central story (Brain equivalent)</w:t>
+            </w:r>
+          </w:p>
+        </w:tc>
+      </w:tr>
+      <w:tr>
+        <w:tc>
+          <w:tcPr>
+            <w:tcW w:type="dxa" w:w="2412"/>
+          </w:tcPr>
+          <w:p>
+            <w:r/>
+            <w:r>
+              <w:t>Requires LQT/BCB head-to-head</w:t>
+            </w:r>
+          </w:p>
+        </w:tc>
+        <w:tc>
+          <w:tcPr>
+            <w:tcW w:type="dxa" w:w="2412"/>
+          </w:tcPr>
+          <w:p>
+            <w:r/>
+            <w:r>
+              <w:rPr>
+                <w:b/>
+              </w:rPr>
+              <w:t>Yes</w:t>
+            </w:r>
+            <w:r>
+              <w:t xml:space="preserve"> (or paper collapses to Brain/HBM)</w:t>
+            </w:r>
+          </w:p>
+        </w:tc>
+        <w:tc>
+          <w:tcPr>
+            <w:tcW w:type="dxa" w:w="2412"/>
+          </w:tcPr>
+          <w:p>
+            <w:r/>
+            <w:r>
+              <w:t>Supplement only (robustness check)</w:t>
+            </w:r>
+          </w:p>
+        </w:tc>
+        <w:tc>
+          <w:tcPr>
+            <w:tcW w:type="dxa" w:w="2412"/>
+          </w:tcPr>
+          <w:p>
+            <w:r/>
+            <w:r>
+              <w:t>Supplement only</w:t>
+            </w:r>
+          </w:p>
+        </w:tc>
+      </w:tr>
+      <w:tr>
+        <w:tc>
+          <w:tcPr>
+            <w:tcW w:type="dxa" w:w="2412"/>
+          </w:tcPr>
+          <w:p>
+            <w:r/>
+            <w:r>
+              <w:t>Requires rs-fMRI</w:t>
+            </w:r>
+          </w:p>
+        </w:tc>
+        <w:tc>
+          <w:tcPr>
+            <w:tcW w:type="dxa" w:w="2412"/>
+          </w:tcPr>
+          <w:p>
+            <w:r/>
+            <w:r>
+              <w:t>Optional (helps but not central)</w:t>
+            </w:r>
+          </w:p>
+        </w:tc>
+        <w:tc>
+          <w:tcPr>
+            <w:tcW w:type="dxa" w:w="2412"/>
+          </w:tcPr>
+          <w:p>
+            <w:r/>
+            <w:r>
+              <w:t>Preferable — pushes closer to Brain-tier</w:t>
+            </w:r>
+          </w:p>
+        </w:tc>
+        <w:tc>
+          <w:tcPr>
+            <w:tcW w:type="dxa" w:w="2412"/>
+          </w:tcPr>
+          <w:p>
+            <w:r/>
+            <w:r>
+              <w:t>Not required</w:t>
+            </w:r>
+          </w:p>
+        </w:tc>
+      </w:tr>
+      <w:tr>
+        <w:tc>
+          <w:tcPr>
+            <w:tcW w:type="dxa" w:w="2412"/>
+          </w:tcPr>
+          <w:p>
+            <w:r/>
+            <w:r>
+              <w:t>Central figure</w:t>
+            </w:r>
+          </w:p>
+        </w:tc>
+        <w:tc>
+          <w:tcPr>
+            <w:tcW w:type="dxa" w:w="2412"/>
+          </w:tcPr>
+          <w:p>
+            <w:r/>
+            <w:r>
+              <w:t>Patient-specific vs LQT vs BCB divergence + downstream ΔAUC/ΔR²</w:t>
+            </w:r>
+          </w:p>
+        </w:tc>
+        <w:tc>
+          <w:tcPr>
+            <w:tcW w:type="dxa" w:w="2412"/>
+          </w:tcPr>
+          <w:p>
+            <w:r/>
+            <w:r>
+              <w:t>Grid of scatter plots (each domain vs its network's SDC) + face-validity group disconnectome</w:t>
+            </w:r>
+          </w:p>
+        </w:tc>
+        <w:tc>
+          <w:tcPr>
+            <w:tcW w:type="dxa" w:w="2412"/>
+          </w:tcPr>
+          <w:p>
+            <w:r/>
+            <w:r>
+              <w:t>Same as Brain, fewer panels</w:t>
+            </w:r>
+          </w:p>
+        </w:tc>
+      </w:tr>
+      <w:tr>
+        <w:tc>
+          <w:tcPr>
+            <w:tcW w:type="dxa" w:w="2412"/>
+          </w:tcPr>
+          <w:p>
+            <w:r/>
+            <w:r>
+              <w:t>Face-validity group disconnectome</w:t>
+            </w:r>
+          </w:p>
+        </w:tc>
+        <w:tc>
+          <w:tcPr>
+            <w:tcW w:type="dxa" w:w="2412"/>
+          </w:tcPr>
+          <w:p>
+            <w:r/>
+            <w:r>
+              <w:t>Supplement</w:t>
+            </w:r>
+          </w:p>
+        </w:tc>
+        <w:tc>
+          <w:tcPr>
+            <w:tcW w:type="dxa" w:w="2412"/>
+          </w:tcPr>
+          <w:p>
+            <w:r/>
+            <w:r>
+              <w:t>Main Fig 1</w:t>
+            </w:r>
+          </w:p>
+        </w:tc>
+        <w:tc>
+          <w:tcPr>
+            <w:tcW w:type="dxa" w:w="2412"/>
+          </w:tcPr>
+          <w:p>
+            <w:r/>
+            <w:r>
+              <w:t>Main Fig 1</w:t>
+            </w:r>
+          </w:p>
+        </w:tc>
+      </w:tr>
+      <w:tr>
+        <w:tc>
+          <w:tcPr>
+            <w:tcW w:type="dxa" w:w="2412"/>
+          </w:tcPr>
+          <w:p>
+            <w:r/>
+            <w:r>
+              <w:t>Expected outcome bar</w:t>
+            </w:r>
+          </w:p>
+        </w:tc>
+        <w:tc>
+          <w:tcPr>
+            <w:tcW w:type="dxa" w:w="2412"/>
+          </w:tcPr>
+          <w:p>
+            <w:r/>
+            <w:r>
+              <w:t>Must beat LQT downstream</w:t>
+            </w:r>
+          </w:p>
+        </w:tc>
+        <w:tc>
+          <w:tcPr>
+            <w:tcW w:type="dxa" w:w="2412"/>
+          </w:tcPr>
+          <w:p>
+            <w:r/>
+            <w:r>
+              <w:t>Must beat lesion volume alone</w:t>
+            </w:r>
+          </w:p>
+        </w:tc>
+        <w:tc>
+          <w:tcPr>
+            <w:tcW w:type="dxa" w:w="2412"/>
+          </w:tcPr>
+          <w:p>
+            <w:r/>
+            <w:r>
+              <w:t>Must beat lesion volume alone</w:t>
+            </w:r>
+          </w:p>
+        </w:tc>
+      </w:tr>
+      <w:tr>
+        <w:tc>
+          <w:tcPr>
+            <w:tcW w:type="dxa" w:w="2412"/>
+          </w:tcPr>
+          <w:p>
+            <w:r/>
+            <w:r>
+              <w:t>Intro word budget</w:t>
+            </w:r>
+          </w:p>
+        </w:tc>
+        <w:tc>
+          <w:tcPr>
+            <w:tcW w:type="dxa" w:w="2412"/>
+          </w:tcPr>
+          <w:p>
+            <w:r/>
+            <w:r>
+              <w:t>~1000 (methods-forward)</w:t>
+            </w:r>
+          </w:p>
+        </w:tc>
+        <w:tc>
+          <w:tcPr>
+            <w:tcW w:type="dxa" w:w="2412"/>
+          </w:tcPr>
+          <w:p>
+            <w:r/>
+            <w:r>
+              <w:t>~1200 (clinical-mechanistic)</w:t>
+            </w:r>
+          </w:p>
+        </w:tc>
+        <w:tc>
+          <w:tcPr>
+            <w:tcW w:type="dxa" w:w="2412"/>
+          </w:tcPr>
+          <w:p>
+            <w:r/>
+            <w:r>
+              <w:t>~800 (concise)</w:t>
+            </w:r>
+          </w:p>
+        </w:tc>
+      </w:tr>
+      <w:tr>
+        <w:tc>
+          <w:tcPr>
+            <w:tcW w:type="dxa" w:w="2412"/>
+          </w:tcPr>
+          <w:p>
+            <w:r/>
+            <w:r>
+              <w:t>Discussion word budget</w:t>
+            </w:r>
+          </w:p>
+        </w:tc>
+        <w:tc>
+          <w:tcPr>
+            <w:tcW w:type="dxa" w:w="2412"/>
+          </w:tcPr>
+          <w:p>
+            <w:r/>
+            <w:r>
+              <w:t>~1500</w:t>
+            </w:r>
+          </w:p>
+        </w:tc>
+        <w:tc>
+          <w:tcPr>
+            <w:tcW w:type="dxa" w:w="2412"/>
+          </w:tcPr>
+          <w:p>
+            <w:r/>
+            <w:r>
+              <w:t>~1800</w:t>
+            </w:r>
+          </w:p>
+        </w:tc>
+        <w:tc>
+          <w:tcPr>
+            <w:tcW w:type="dxa" w:w="2412"/>
+          </w:tcPr>
+          <w:p>
+            <w:r/>
+            <w:r>
+              <w:t>~1200</w:t>
+            </w:r>
+          </w:p>
+        </w:tc>
+      </w:tr>
+      <w:tr>
+        <w:tc>
+          <w:tcPr>
+            <w:tcW w:type="dxa" w:w="2412"/>
+          </w:tcPr>
+          <w:p>
+            <w:r/>
+            <w:r>
+              <w:t>Main figures / tables</w:t>
+            </w:r>
+          </w:p>
+        </w:tc>
+        <w:tc>
+          <w:tcPr>
+            <w:tcW w:type="dxa" w:w="2412"/>
+          </w:tcPr>
+          <w:p>
+            <w:r/>
+            <w:r>
+              <w:t>5 / 2</w:t>
+            </w:r>
+          </w:p>
+        </w:tc>
+        <w:tc>
+          <w:tcPr>
+            <w:tcW w:type="dxa" w:w="2412"/>
+          </w:tcPr>
+          <w:p>
+            <w:r/>
+            <w:r>
+              <w:t>5 / 3</w:t>
+            </w:r>
+          </w:p>
+        </w:tc>
+        <w:tc>
+          <w:tcPr>
+            <w:tcW w:type="dxa" w:w="2412"/>
+          </w:tcPr>
+          <w:p>
+            <w:r/>
+            <w:r>
+              <w:t>4 / 2</w:t>
+            </w:r>
+          </w:p>
+        </w:tc>
+      </w:tr>
+      <w:tr>
+        <w:tc>
+          <w:tcPr>
+            <w:tcW w:type="dxa" w:w="2412"/>
+          </w:tcPr>
+          <w:p>
+            <w:r/>
+            <w:r>
+              <w:t>Reader base</w:t>
+            </w:r>
+          </w:p>
+        </w:tc>
+        <w:tc>
+          <w:tcPr>
+            <w:tcW w:type="dxa" w:w="2412"/>
+          </w:tcPr>
+          <w:p>
+            <w:r/>
+            <w:r>
+              <w:t>Imaging methodologists</w:t>
+            </w:r>
+          </w:p>
+        </w:tc>
+        <w:tc>
+          <w:tcPr>
+            <w:tcW w:type="dxa" w:w="2412"/>
+          </w:tcPr>
+          <w:p>
+            <w:r/>
+            <w:r>
+              <w:t>Clinical neurologists</w:t>
+            </w:r>
+          </w:p>
+        </w:tc>
+        <w:tc>
+          <w:tcPr>
+            <w:tcW w:type="dxa" w:w="2412"/>
+          </w:tcPr>
+          <w:p>
+            <w:r/>
+            <w:r>
+              <w:t>Broad imaging + clinical</w:t>
+            </w:r>
+          </w:p>
+        </w:tc>
+      </w:tr>
+      <w:tr>
+        <w:tc>
+          <w:tcPr>
+            <w:tcW w:type="dxa" w:w="2412"/>
+          </w:tcPr>
+          <w:p>
+            <w:r/>
+            <w:r>
+              <w:t>Expected reviewer question</w:t>
+            </w:r>
+          </w:p>
+        </w:tc>
+        <w:tc>
+          <w:tcPr>
+            <w:tcW w:type="dxa" w:w="2412"/>
+          </w:tcPr>
+          <w:p>
+            <w:r/>
+            <w:r>
+              <w:rPr>
+                <w:i/>
+              </w:rPr>
+              <w:t>"Does patient-specific actually help vs LQT standard?"</w:t>
+            </w:r>
+          </w:p>
+        </w:tc>
+        <w:tc>
+          <w:tcPr>
+            <w:tcW w:type="dxa" w:w="2412"/>
+          </w:tcPr>
+          <w:p>
+            <w:r/>
+            <w:r>
+              <w:rPr>
+                <w:i/>
+              </w:rPr>
+              <w:t>"Does mechanism generalize from stroke to TBI, and survive incremental validity?"</w:t>
+            </w:r>
+          </w:p>
+        </w:tc>
+        <w:tc>
+          <w:tcPr>
+            <w:tcW w:type="dxa" w:w="2412"/>
+          </w:tcPr>
+          <w:p>
+            <w:r/>
+            <w:r>
+              <w:rPr>
+                <w:i/>
+              </w:rPr>
+              <w:t>"Is the whole coherent, honest, and reproducible?"</w:t>
+            </w:r>
+          </w:p>
+        </w:tc>
+      </w:tr>
+      <w:tr>
+        <w:tc>
+          <w:tcPr>
+            <w:tcW w:type="dxa" w:w="2412"/>
+          </w:tcPr>
+          <w:p>
+            <w:r/>
+            <w:r>
+              <w:t>Additional effort</w:t>
+            </w:r>
+          </w:p>
+        </w:tc>
+        <w:tc>
+          <w:tcPr>
+            <w:tcW w:type="dxa" w:w="2412"/>
+          </w:tcPr>
+          <w:p>
+            <w:r/>
+            <w:r>
+              <w:t>+LQT+BCB install + head-to-head analysis (~4 wk)</w:t>
+            </w:r>
+          </w:p>
+        </w:tc>
+        <w:tc>
+          <w:tcPr>
+            <w:tcW w:type="dxa" w:w="2412"/>
+          </w:tcPr>
+          <w:p>
+            <w:r/>
+            <w:r>
+              <w:t>+neuropsych factor analysis + domain-network mapping (~3 wk)</w:t>
+            </w:r>
+          </w:p>
+        </w:tc>
+        <w:tc>
+          <w:tcPr>
+            <w:tcW w:type="dxa" w:w="2412"/>
+          </w:tcPr>
+          <w:p>
+            <w:r/>
+            <w:r>
+              <w:t>Baseline</w:t>
+            </w:r>
+          </w:p>
+        </w:tc>
+      </w:tr>
+    </w:tbl>
+    <w:p/>
+    <w:p>
+      <w:pPr>
+        <w:pStyle w:val="Heading3"/>
+      </w:pPr>
+      <w:r>
+        <w:t>When to write which version</w:t>
+      </w:r>
+    </w:p>
+    <w:p>
+      <w:r>
+        <w:t xml:space="preserve">The strategic point is that </w:t>
+      </w:r>
+      <w:r>
+        <w:rPr>
+          <w:b/>
+        </w:rPr>
+        <w:t>the underlying data supports all three</w:t>
+      </w:r>
+      <w:r>
+        <w:t>; the write-up should follow whichever contribution turns out quantitatively stronger.</w:t>
+      </w:r>
+    </w:p>
+    <w:p>
+      <w:pPr>
+        <w:pStyle w:val="ListBullet"/>
+      </w:pPr>
+      <w:r>
+        <w:rPr>
+          <w:b/>
+        </w:rPr>
+        <w:t>Write NeuroImage version if:</w:t>
+      </w:r>
+      <w:r>
+        <w:t xml:space="preserve"> the patient-specific vs normative-atlas</w:t>
+      </w:r>
+    </w:p>
+    <w:p>
+      <w:r>
+        <w:t xml:space="preserve">  SDC divergence figure shows meaningful separation, and that separation   translates into ΔAUC/ΔR² improvements on FC or behavior prediction. The   methods contribution is the paper.</w:t>
+      </w:r>
+    </w:p>
+    <w:p>
+      <w:pPr>
+        <w:pStyle w:val="ListBullet"/>
+      </w:pPr>
+      <w:r>
+        <w:rPr>
+          <w:b/>
+        </w:rPr>
+        <w:t>Write Brain version if:</w:t>
+      </w:r>
+      <w:r>
+        <w:t xml:space="preserve"> the domain-specific network → cognitive-deficit</w:t>
+      </w:r>
+    </w:p>
+    <w:p>
+      <w:r>
+        <w:t xml:space="preserve">  mapping is clean (each domain has an identifiable network signal), the   incremental validity vs lesion volume is meaningful (ΔAUC ≥ 0.05), and the   cohort N ≥ 50 with rich neuropsych. The biology is the paper.</w:t>
+      </w:r>
+    </w:p>
+    <w:p>
+      <w:pPr>
+        <w:pStyle w:val="ListBullet"/>
+      </w:pPr>
+      <w:r>
+        <w:rPr>
+          <w:b/>
+        </w:rPr>
+        <w:t>Write HBM version if:</w:t>
+      </w:r>
+      <w:r>
+        <w:t xml:space="preserve"> neither the head-to-head nor the mechanism story</w:t>
+      </w:r>
+    </w:p>
+    <w:p>
+      <w:r>
+        <w:t xml:space="preserve">  is exceptional but the whole is coherent. Same data, more modest framing.</w:t>
+      </w:r>
+    </w:p>
+    <w:p>
+      <w:pPr>
+        <w:pStyle w:val="Heading3"/>
+      </w:pPr>
+      <w:r>
+        <w:t>Do not shop venues after seeing results</w:t>
+      </w:r>
+    </w:p>
+    <w:p>
+      <w:r>
+        <w:t xml:space="preserve">The choice among the three is by </w:t>
+      </w:r>
+      <w:r>
+        <w:rPr>
+          <w:i/>
+        </w:rPr>
+        <w:t>contribution strength</w:t>
+      </w:r>
+      <w:r>
+        <w:t xml:space="preserve">, not by ambition. This is why the analysis plan (contrasts, primary metrics, benchmarks) is locked </w:t>
+      </w:r>
+      <w:r>
+        <w:rPr>
+          <w:i/>
+        </w:rPr>
+        <w:t>before</w:t>
+      </w:r>
+      <w:r>
+        <w:t xml:space="preserve"> group-level results are opened — otherwise the venue choice becomes p-hacking dressed up as strategy.</w:t>
+      </w:r>
+    </w:p>
+    <w:p>
+      <w:pPr>
+        <w:spacing w:before="120" w:after="120"/>
+      </w:pPr>
+      <w:r>
+        <w:rPr>
+          <w:color w:val="BBBBBB"/>
+        </w:rPr>
+        <w:t>────────────────────────────────────────────────────────────</w:t>
+      </w:r>
+    </w:p>
+    <w:p>
+      <w:pPr>
+        <w:pStyle w:val="Heading2"/>
+      </w:pPr>
+      <w:r>
         <w:t>Design the analysis to unlock either path</w:t>
       </w:r>
     </w:p>
